--- a/src/spring/Giới thiệu spring Framework.docx
+++ b/src/spring/Giới thiệu spring Framework.docx
@@ -2921,10 +2921,7 @@
     <w:p/>
     <w:p>
       <w:r>
-        <w:t xml:space="preserve">tóm lại: </w:t>
-      </w:r>
-      <w:r>
-        <w:t xml:space="preserve">Instantiation → DI → Aware callbacks → (BeforeInit) → Init callbacks → (AfterInit) → </w:t>
+        <w:t xml:space="preserve">tóm lại: Instantiation → DI → Aware callbacks → (BeforeInit) → Init callbacks → (AfterInit) → </w:t>
       </w:r>
       <w:proofErr w:type="gramStart"/>
       <w:r>
@@ -2935,6 +2932,208 @@
         <w:t xml:space="preserve"> (Shutdown) → Destroy callbacks</w:t>
       </w:r>
     </w:p>
+    <w:p>
+      <w:pPr>
+        <w:rPr>
+          <w:b/>
+          <w:bCs/>
+        </w:rPr>
+      </w:pPr>
+      <w:r>
+        <w:rPr>
+          <w:b/>
+          <w:bCs/>
+        </w:rPr>
+        <w:t>Các giai đoạn của vòng đời Bean</w:t>
+      </w:r>
+    </w:p>
+    <w:p>
+      <w:pPr>
+        <w:numPr>
+          <w:ilvl w:val="0"/>
+          <w:numId w:val="58"/>
+        </w:numPr>
+      </w:pPr>
+      <w:r>
+        <w:rPr>
+          <w:b/>
+          <w:bCs/>
+        </w:rPr>
+        <w:t>Container Started (Container được khởi tạo):</w:t>
+      </w:r>
+      <w:r>
+        <w:br/>
+        <w:t>Spring IoC container được khởi tạo.</w:t>
+      </w:r>
+    </w:p>
+    <w:p>
+      <w:pPr>
+        <w:numPr>
+          <w:ilvl w:val="0"/>
+          <w:numId w:val="58"/>
+        </w:numPr>
+      </w:pPr>
+      <w:r>
+        <w:rPr>
+          <w:b/>
+          <w:bCs/>
+        </w:rPr>
+        <w:t>Bean Instantiated (Bean được khởi tạo):</w:t>
+      </w:r>
+      <w:r>
+        <w:br/>
+        <w:t>Container tạo một instance của bean.</w:t>
+      </w:r>
+    </w:p>
+    <w:p>
+      <w:pPr>
+        <w:numPr>
+          <w:ilvl w:val="0"/>
+          <w:numId w:val="58"/>
+        </w:numPr>
+      </w:pPr>
+      <w:r>
+        <w:rPr>
+          <w:b/>
+          <w:bCs/>
+        </w:rPr>
+        <w:t>Dependencies Injected (Các phụ thuộc được tiêm):</w:t>
+      </w:r>
+      <w:r>
+        <w:br/>
+        <w:t>Container tiêm các dependency vào bean.</w:t>
+      </w:r>
+    </w:p>
+    <w:p>
+      <w:pPr>
+        <w:numPr>
+          <w:ilvl w:val="0"/>
+          <w:numId w:val="58"/>
+        </w:numPr>
+      </w:pPr>
+      <w:r>
+        <w:rPr>
+          <w:b/>
+          <w:bCs/>
+        </w:rPr>
+        <w:t xml:space="preserve">Custom </w:t>
+      </w:r>
+      <w:proofErr w:type="gramStart"/>
+      <w:r>
+        <w:rPr>
+          <w:b/>
+          <w:bCs/>
+        </w:rPr>
+        <w:t>init(</w:t>
+      </w:r>
+      <w:proofErr w:type="gramEnd"/>
+      <w:r>
+        <w:rPr>
+          <w:b/>
+          <w:bCs/>
+        </w:rPr>
+        <w:t>) method (Phương thức khởi tạo tùy chỉnh):</w:t>
+      </w:r>
+      <w:r>
+        <w:br/>
+        <w:t xml:space="preserve">Nếu bean </w:t>
+      </w:r>
+      <w:r>
+        <w:rPr>
+          <w:b/>
+          <w:bCs/>
+        </w:rPr>
+        <w:t>implement InitializingBean</w:t>
+      </w:r>
+      <w:r>
+        <w:t xml:space="preserve"> hoặc có phương thức khởi tạo tùy chỉnh được chỉ định thông qua @PostConstruct hoặc init-method.</w:t>
+      </w:r>
+    </w:p>
+    <w:p>
+      <w:pPr>
+        <w:numPr>
+          <w:ilvl w:val="0"/>
+          <w:numId w:val="58"/>
+        </w:numPr>
+      </w:pPr>
+      <w:r>
+        <w:rPr>
+          <w:b/>
+          <w:bCs/>
+        </w:rPr>
+        <w:t>Bean is Ready (Bean sẵn sàng):</w:t>
+      </w:r>
+      <w:r>
+        <w:br/>
+        <w:t>Bean đã được khởi tạo hoàn toàn và sẵn sàng để sử dụng.</w:t>
+      </w:r>
+    </w:p>
+    <w:p>
+      <w:pPr>
+        <w:numPr>
+          <w:ilvl w:val="0"/>
+          <w:numId w:val="58"/>
+        </w:numPr>
+      </w:pPr>
+      <w:r>
+        <w:rPr>
+          <w:b/>
+          <w:bCs/>
+        </w:rPr>
+        <w:t>Custom utility method (Phương thức tiện ích tùy chỉnh):</w:t>
+      </w:r>
+      <w:r>
+        <w:br/>
+        <w:t>Đây có thể là bất kỳ phương thức tùy chỉnh nào mà bạn định nghĩa trong bean.</w:t>
+      </w:r>
+    </w:p>
+    <w:p>
+      <w:pPr>
+        <w:numPr>
+          <w:ilvl w:val="0"/>
+          <w:numId w:val="58"/>
+        </w:numPr>
+      </w:pPr>
+      <w:r>
+        <w:rPr>
+          <w:b/>
+          <w:bCs/>
+        </w:rPr>
+        <w:t xml:space="preserve">Custom </w:t>
+      </w:r>
+      <w:proofErr w:type="gramStart"/>
+      <w:r>
+        <w:rPr>
+          <w:b/>
+          <w:bCs/>
+        </w:rPr>
+        <w:t>destroy(</w:t>
+      </w:r>
+      <w:proofErr w:type="gramEnd"/>
+      <w:r>
+        <w:rPr>
+          <w:b/>
+          <w:bCs/>
+        </w:rPr>
+        <w:t>) method (Phương thức hủy tùy chỉnh):</w:t>
+      </w:r>
+      <w:r>
+        <w:br/>
+        <w:t xml:space="preserve">Nếu bean </w:t>
+      </w:r>
+      <w:r>
+        <w:rPr>
+          <w:b/>
+          <w:bCs/>
+        </w:rPr>
+        <w:t>implement DisposableBean</w:t>
+      </w:r>
+      <w:r>
+        <w:t xml:space="preserve"> hoặc có phương thức hủy tùy chỉnh được chỉ định thông qua @PreDestroy hoặc destroy-method, nó sẽ được gọi khi container đang đóng.</w:t>
+      </w:r>
+    </w:p>
+    <w:p/>
+    <w:p/>
     <w:p>
       <w:pPr>
         <w:pStyle w:val="ListParagraph"/>
@@ -3011,6 +3210,7 @@
           <w:b/>
           <w:bCs/>
         </w:rPr>
+        <w:lastRenderedPageBreak/>
         <w:t>prototype:</w:t>
       </w:r>
     </w:p>
@@ -3247,146 +3447,146 @@
       </w:pPr>
       <w:proofErr w:type="gramStart"/>
       <w:r>
+        <w:t>@Service → bean</w:t>
+      </w:r>
+      <w:proofErr w:type="gramEnd"/>
+      <w:r>
+        <w:t xml:space="preserve"> cho business/service layer.</w:t>
+      </w:r>
+    </w:p>
+    <w:p>
+      <w:pPr>
+        <w:numPr>
+          <w:ilvl w:val="0"/>
+          <w:numId w:val="22"/>
+        </w:numPr>
+      </w:pPr>
+      <w:r>
+        <w:t>@Repository → bean cho data access layer (JPA, JDBC).</w:t>
+      </w:r>
+    </w:p>
+    <w:p>
+      <w:pPr>
+        <w:numPr>
+          <w:ilvl w:val="0"/>
+          <w:numId w:val="22"/>
+        </w:numPr>
+      </w:pPr>
+      <w:proofErr w:type="gramStart"/>
+      <w:r>
+        <w:t>@Controller →</w:t>
+      </w:r>
+      <w:proofErr w:type="gramEnd"/>
+      <w:r>
+        <w:t xml:space="preserve"> bean cho Spring MVC Controller.</w:t>
+      </w:r>
+    </w:p>
+    <w:p>
+      <w:pPr>
+        <w:numPr>
+          <w:ilvl w:val="0"/>
+          <w:numId w:val="22"/>
+        </w:numPr>
+      </w:pPr>
+      <w:r>
+        <w:t>@RestController → = @Controller + @ResponseBody (trả JSON/XML).</w:t>
+      </w:r>
+    </w:p>
+    <w:p>
+      <w:r>
+        <w:rPr>
+          <w:rFonts w:ascii="Segoe UI Emoji" w:hAnsi="Segoe UI Emoji" w:cs="Segoe UI Emoji"/>
+        </w:rPr>
+        <w:t>👉</w:t>
+      </w:r>
+      <w:r>
+        <w:t xml:space="preserve"> Tất cả đều là </w:t>
+      </w:r>
+      <w:r>
+        <w:rPr>
+          <w:b/>
+          <w:bCs/>
+        </w:rPr>
+        <w:t>stereotype annotation</w:t>
+      </w:r>
+      <w:r>
+        <w:t xml:space="preserve"> (annotation đặc trưng) → giúp Spring scan và tạo bean.</w:t>
+      </w:r>
+    </w:p>
+    <w:p>
+      <w:pPr>
+        <w:rPr>
+          <w:b/>
+          <w:bCs/>
+        </w:rPr>
+      </w:pPr>
+      <w:r>
+        <w:rPr>
+          <w:b/>
+          <w:bCs/>
+        </w:rPr>
+        <w:t xml:space="preserve">Cách 2: Khai báo bean </w:t>
+      </w:r>
+      <w:proofErr w:type="gramStart"/>
+      <w:r>
+        <w:rPr>
+          <w:b/>
+          <w:bCs/>
+        </w:rPr>
+        <w:t>trong @</w:t>
+      </w:r>
+      <w:proofErr w:type="gramEnd"/>
+      <w:r>
+        <w:rPr>
+          <w:b/>
+          <w:bCs/>
+        </w:rPr>
+        <w:t>Configuration</w:t>
+      </w:r>
+    </w:p>
+    <w:p>
+      <w:r>
+        <w:t>@Configuration</w:t>
+      </w:r>
+    </w:p>
+    <w:p>
+      <w:r>
+        <w:t>public class AppConfig {</w:t>
+      </w:r>
+    </w:p>
+    <w:p>
+      <w:r>
         <w:lastRenderedPageBreak/>
-        <w:t>@Service → bean</w:t>
+        <w:t xml:space="preserve">    </w:t>
+      </w:r>
+      <w:proofErr w:type="gramStart"/>
+      <w:r>
+        <w:t>@Bean</w:t>
       </w:r>
       <w:proofErr w:type="gramEnd"/>
-      <w:r>
-        <w:t xml:space="preserve"> cho business/service layer.</w:t>
-      </w:r>
-    </w:p>
-    <w:p>
-      <w:pPr>
-        <w:numPr>
-          <w:ilvl w:val="0"/>
-          <w:numId w:val="22"/>
-        </w:numPr>
-      </w:pPr>
-      <w:r>
-        <w:t>@Repository → bean cho data access layer (JPA, JDBC).</w:t>
-      </w:r>
-    </w:p>
-    <w:p>
-      <w:pPr>
-        <w:numPr>
-          <w:ilvl w:val="0"/>
-          <w:numId w:val="22"/>
-        </w:numPr>
-      </w:pPr>
+    </w:p>
+    <w:p>
+      <w:r>
+        <w:t xml:space="preserve">    public MyService </w:t>
+      </w:r>
       <w:proofErr w:type="gramStart"/>
       <w:r>
-        <w:t>@Controller →</w:t>
+        <w:t>myService(</w:t>
       </w:r>
       <w:proofErr w:type="gramEnd"/>
       <w:r>
-        <w:t xml:space="preserve"> bean cho Spring MVC Controller.</w:t>
-      </w:r>
-    </w:p>
-    <w:p>
-      <w:pPr>
-        <w:numPr>
-          <w:ilvl w:val="0"/>
-          <w:numId w:val="22"/>
-        </w:numPr>
-      </w:pPr>
-      <w:r>
-        <w:t>@RestController → = @Controller + @ResponseBody (trả JSON/XML).</w:t>
-      </w:r>
-    </w:p>
-    <w:p>
-      <w:r>
-        <w:rPr>
-          <w:rFonts w:ascii="Segoe UI Emoji" w:hAnsi="Segoe UI Emoji" w:cs="Segoe UI Emoji"/>
-        </w:rPr>
-        <w:t>👉</w:t>
-      </w:r>
-      <w:r>
-        <w:t xml:space="preserve"> Tất cả đều là </w:t>
-      </w:r>
-      <w:r>
-        <w:rPr>
-          <w:b/>
-          <w:bCs/>
-        </w:rPr>
-        <w:t>stereotype annotation</w:t>
-      </w:r>
-      <w:r>
-        <w:t xml:space="preserve"> (annotation đặc trưng) → giúp Spring scan và tạo bean.</w:t>
-      </w:r>
-    </w:p>
-    <w:p>
-      <w:pPr>
-        <w:rPr>
-          <w:b/>
-          <w:bCs/>
-        </w:rPr>
-      </w:pPr>
-      <w:r>
-        <w:rPr>
-          <w:b/>
-          <w:bCs/>
-        </w:rPr>
-        <w:t xml:space="preserve">Cách 2: Khai báo bean </w:t>
+        <w:t>) {</w:t>
+      </w:r>
+    </w:p>
+    <w:p>
+      <w:r>
+        <w:t xml:space="preserve">        return new </w:t>
       </w:r>
       <w:proofErr w:type="gramStart"/>
       <w:r>
-        <w:rPr>
-          <w:b/>
-          <w:bCs/>
-        </w:rPr>
-        <w:t>trong @</w:t>
+        <w:t>MyServiceImpl();</w:t>
       </w:r>
       <w:proofErr w:type="gramEnd"/>
-      <w:r>
-        <w:rPr>
-          <w:b/>
-          <w:bCs/>
-        </w:rPr>
-        <w:t>Configuration</w:t>
-      </w:r>
-    </w:p>
-    <w:p>
-      <w:r>
-        <w:t>@Configuration</w:t>
-      </w:r>
-    </w:p>
-    <w:p>
-      <w:r>
-        <w:t>public class AppConfig {</w:t>
-      </w:r>
-    </w:p>
-    <w:p>
-      <w:r>
-        <w:t xml:space="preserve">    </w:t>
-      </w:r>
-      <w:proofErr w:type="gramStart"/>
-      <w:r>
-        <w:t>@Bean</w:t>
-      </w:r>
-      <w:proofErr w:type="gramEnd"/>
-    </w:p>
-    <w:p>
-      <w:r>
-        <w:t xml:space="preserve">    public MyService </w:t>
-      </w:r>
-      <w:proofErr w:type="gramStart"/>
-      <w:r>
-        <w:t>myService(</w:t>
-      </w:r>
-      <w:proofErr w:type="gramEnd"/>
-      <w:r>
-        <w:t>) {</w:t>
-      </w:r>
-    </w:p>
-    <w:p>
-      <w:r>
-        <w:t xml:space="preserve">        return new </w:t>
-      </w:r>
-      <w:proofErr w:type="gramStart"/>
-      <w:r>
-        <w:t>MyServiceImpl();</w:t>
-      </w:r>
-      <w:proofErr w:type="gramEnd"/>
     </w:p>
     <w:p>
       <w:r>
@@ -3560,7 +3760,6 @@
           <w:b/>
           <w:bCs/>
         </w:rPr>
-        <w:lastRenderedPageBreak/>
         <w:t>Annotation:</w:t>
       </w:r>
     </w:p>
@@ -3698,6 +3897,7 @@
           <w:b/>
           <w:bCs/>
         </w:rPr>
+        <w:lastRenderedPageBreak/>
         <w:t>Request line</w:t>
       </w:r>
       <w:r>
@@ -3903,7 +4103,6 @@
         </w:numPr>
       </w:pPr>
       <w:r>
-        <w:lastRenderedPageBreak/>
         <w:t>Response cũng có 3 phần:</w:t>
       </w:r>
     </w:p>
@@ -3988,6 +4187,7 @@
     </w:p>
     <w:p>
       <w:r>
+        <w:lastRenderedPageBreak/>
         <w:t xml:space="preserve">  "username": "phuong",</w:t>
       </w:r>
     </w:p>
@@ -4143,14 +4343,7 @@
           <w:b/>
           <w:bCs/>
         </w:rPr>
-        <w:t>J</w:t>
-      </w:r>
-      <w:r>
-        <w:rPr>
-          <w:b/>
-          <w:bCs/>
-        </w:rPr>
-        <w:t>SON (JavaScript Object Notation)</w:t>
+        <w:t>JSON (JavaScript Object Notation)</w:t>
       </w:r>
     </w:p>
     <w:p>
@@ -4227,7 +4420,6 @@
     </w:p>
     <w:p>
       <w:r>
-        <w:lastRenderedPageBreak/>
         <w:t>Ví dụ JSON user:</w:t>
       </w:r>
     </w:p>
@@ -4317,6 +4509,7 @@
         </w:numPr>
       </w:pPr>
       <w:r>
+        <w:lastRenderedPageBreak/>
         <w:t xml:space="preserve">Trong web, </w:t>
       </w:r>
       <w:r>
@@ -4539,7 +4732,6 @@
           <w:b/>
           <w:bCs/>
         </w:rPr>
-        <w:lastRenderedPageBreak/>
         <w:t>Lombok</w:t>
       </w:r>
       <w:r>
@@ -4714,6 +4906,7 @@
           <w:b/>
           <w:bCs/>
         </w:rPr>
+        <w:lastRenderedPageBreak/>
         <w:t>Tự động hóa vòng đời phát triển</w:t>
       </w:r>
       <w:r>
@@ -4744,7 +4937,7 @@
     <w:p>
       <w:r>
         <w:pict w14:anchorId="488B8853">
-          <v:rect id="_x0000_i1220" style="width:0;height:1.5pt" o:hralign="center" o:hrstd="t" o:hr="t" fillcolor="#a0a0a0" stroked="f"/>
+          <v:rect id="_x0000_i1025" style="width:0;height:1.5pt" o:hralign="center" o:hrstd="t" o:hr="t" fillcolor="#a0a0a0" stroked="f"/>
         </w:pict>
       </w:r>
     </w:p>
@@ -4857,7 +5050,7 @@
     <w:p>
       <w:r>
         <w:pict w14:anchorId="2BF9A568">
-          <v:rect id="_x0000_i1221" style="width:0;height:1.5pt" o:hralign="center" o:hrstd="t" o:hr="t" fillcolor="#a0a0a0" stroked="f"/>
+          <v:rect id="_x0000_i1026" style="width:0;height:1.5pt" o:hralign="center" o:hrstd="t" o:hr="t" fillcolor="#a0a0a0" stroked="f"/>
         </w:pict>
       </w:r>
     </w:p>
@@ -4931,89 +5124,356 @@
     </w:p>
     <w:p>
       <w:r>
+        <w:t xml:space="preserve">│   │   </w:t>
+      </w:r>
+      <w:r>
+        <w:rPr>
+          <w:rFonts w:ascii="MS Gothic" w:eastAsia="MS Gothic" w:hAnsi="MS Gothic" w:cs="MS Gothic" w:hint="eastAsia"/>
+        </w:rPr>
+        <w:t>├</w:t>
+      </w:r>
+      <w:r>
+        <w:rPr>
+          <w:rFonts w:ascii="Aptos" w:hAnsi="Aptos" w:cs="Aptos"/>
+        </w:rPr>
+        <w:t>──</w:t>
+      </w:r>
+      <w:r>
+        <w:t xml:space="preserve"> java/        # code Java chính</w:t>
+      </w:r>
+    </w:p>
+    <w:p>
+      <w:proofErr w:type="gramStart"/>
+      <w:r>
+        <w:t>│   │   └── resources/   #</w:t>
+      </w:r>
+      <w:proofErr w:type="gramEnd"/>
+      <w:r>
+        <w:t xml:space="preserve"> file config, properties</w:t>
+      </w:r>
+    </w:p>
+    <w:p>
+      <w:r>
+        <w:t>│   └── test/</w:t>
+      </w:r>
+    </w:p>
+    <w:p>
+      <w:proofErr w:type="gramStart"/>
+      <w:r>
+        <w:t xml:space="preserve">│       </w:t>
+      </w:r>
+      <w:r>
+        <w:rPr>
+          <w:rFonts w:ascii="MS Gothic" w:eastAsia="MS Gothic" w:hAnsi="MS Gothic" w:cs="MS Gothic" w:hint="eastAsia"/>
+        </w:rPr>
+        <w:t>├</w:t>
+      </w:r>
+      <w:r>
+        <w:rPr>
+          <w:rFonts w:ascii="Aptos" w:hAnsi="Aptos" w:cs="Aptos"/>
+        </w:rPr>
+        <w:t>──</w:t>
+      </w:r>
+      <w:r>
+        <w:t xml:space="preserve"> java/        #</w:t>
+      </w:r>
+      <w:proofErr w:type="gramEnd"/>
+      <w:r>
+        <w:t xml:space="preserve"> code test</w:t>
+      </w:r>
+    </w:p>
+    <w:p>
+      <w:r>
+        <w:t>│       └── resources/</w:t>
+      </w:r>
+    </w:p>
+    <w:p>
+      <w:r>
+        <w:t>│</w:t>
+      </w:r>
+    </w:p>
+    <w:p>
+      <w:r>
+        <w:t>│── target/              # Maven build ra (không commit git)</w:t>
+      </w:r>
+    </w:p>
+    <w:p>
+      <w:r>
+        <w:t>│── pom.xml              # file khai báo Maven (trái tim dự án)</w:t>
+      </w:r>
+    </w:p>
+    <w:p>
+      <w:r>
+        <w:pict w14:anchorId="234B44AD">
+          <v:rect id="_x0000_i1027" style="width:0;height:1.5pt" o:hralign="center" o:hrstd="t" o:hr="t" fillcolor="#a0a0a0" stroked="f"/>
+        </w:pict>
+      </w:r>
+    </w:p>
+    <w:p>
+      <w:pPr>
+        <w:rPr>
+          <w:b/>
+          <w:bCs/>
+        </w:rPr>
+      </w:pPr>
+      <w:r>
+        <w:rPr>
+          <w:b/>
+          <w:bCs/>
+        </w:rPr>
+        <w:t xml:space="preserve">4. File pom.xml (Project Object Model) </w:t>
+      </w:r>
+      <w:r>
+        <w:rPr>
+          <w:rFonts w:ascii="Segoe UI Emoji" w:hAnsi="Segoe UI Emoji" w:cs="Segoe UI Emoji"/>
+          <w:b/>
+          <w:bCs/>
+        </w:rPr>
+        <w:t>📝</w:t>
+      </w:r>
+    </w:p>
+    <w:p>
+      <w:r>
         <w:lastRenderedPageBreak/>
-        <w:t xml:space="preserve">│   │   </w:t>
-      </w:r>
-      <w:r>
-        <w:rPr>
-          <w:rFonts w:ascii="MS Gothic" w:eastAsia="MS Gothic" w:hAnsi="MS Gothic" w:cs="MS Gothic" w:hint="eastAsia"/>
-        </w:rPr>
-        <w:t>├</w:t>
-      </w:r>
-      <w:r>
-        <w:rPr>
-          <w:rFonts w:ascii="Aptos" w:hAnsi="Aptos" w:cs="Aptos"/>
-        </w:rPr>
-        <w:t>──</w:t>
-      </w:r>
-      <w:r>
-        <w:t xml:space="preserve"> java/        # code Java chính</w:t>
-      </w:r>
-    </w:p>
-    <w:p>
+        <w:t>Ví dụ một pom.xml cơ bản:</w:t>
+      </w:r>
+    </w:p>
+    <w:p>
+      <w:r>
+        <w:t xml:space="preserve">&lt;project xmlns="http://maven.apache.org/POM/4.0.0" </w:t>
+      </w:r>
+    </w:p>
+    <w:p>
+      <w:r>
+        <w:t xml:space="preserve">         </w:t>
+      </w:r>
       <w:proofErr w:type="gramStart"/>
       <w:r>
-        <w:t>│   │   └── resources/   #</w:t>
+        <w:t>xmlns:xsi</w:t>
       </w:r>
       <w:proofErr w:type="gramEnd"/>
       <w:r>
-        <w:t xml:space="preserve"> file config, properties</w:t>
-      </w:r>
-    </w:p>
-    <w:p>
-      <w:r>
-        <w:t>│   └── test/</w:t>
-      </w:r>
-    </w:p>
-    <w:p>
+        <w:t>="http://www.w3.org/2001/XMLSchema-instance"</w:t>
+      </w:r>
+    </w:p>
+    <w:p>
+      <w:r>
+        <w:t xml:space="preserve">         </w:t>
+      </w:r>
       <w:proofErr w:type="gramStart"/>
       <w:r>
-        <w:t xml:space="preserve">│       </w:t>
-      </w:r>
-      <w:r>
-        <w:rPr>
-          <w:rFonts w:ascii="MS Gothic" w:eastAsia="MS Gothic" w:hAnsi="MS Gothic" w:cs="MS Gothic" w:hint="eastAsia"/>
-        </w:rPr>
-        <w:t>├</w:t>
-      </w:r>
-      <w:r>
-        <w:rPr>
-          <w:rFonts w:ascii="Aptos" w:hAnsi="Aptos" w:cs="Aptos"/>
-        </w:rPr>
-        <w:t>──</w:t>
-      </w:r>
-      <w:r>
-        <w:t xml:space="preserve"> java/        #</w:t>
+        <w:t>xsi:schemaLocation</w:t>
       </w:r>
       <w:proofErr w:type="gramEnd"/>
       <w:r>
-        <w:t xml:space="preserve"> code test</w:t>
-      </w:r>
-    </w:p>
-    <w:p>
-      <w:r>
-        <w:t>│       └── resources/</w:t>
-      </w:r>
-    </w:p>
-    <w:p>
-      <w:r>
-        <w:t>│</w:t>
-      </w:r>
-    </w:p>
-    <w:p>
-      <w:r>
-        <w:t>│── target/              # Maven build ra (không commit git)</w:t>
-      </w:r>
-    </w:p>
-    <w:p>
-      <w:r>
-        <w:t>│── pom.xml              # file khai báo Maven (trái tim dự án)</w:t>
-      </w:r>
-    </w:p>
-    <w:p>
-      <w:r>
-        <w:pict w14:anchorId="234B44AD">
-          <v:rect id="_x0000_i1222" style="width:0;height:1.5pt" o:hralign="center" o:hrstd="t" o:hr="t" fillcolor="#a0a0a0" stroked="f"/>
+        <w:t xml:space="preserve">="http://maven.apache.org/POM/4.0.0 </w:t>
+      </w:r>
+    </w:p>
+    <w:p>
+      <w:r>
+        <w:t xml:space="preserve">                             http://maven.apache.org/xsd/maven-4.0.0.xsd"&gt;</w:t>
+      </w:r>
+    </w:p>
+    <w:p>
+      <w:r>
+        <w:t xml:space="preserve">    </w:t>
+      </w:r>
+    </w:p>
+    <w:p>
+      <w:r>
+        <w:t xml:space="preserve">    &lt;modelVersion&gt;4.0.0&lt;/modelVersion&gt;</w:t>
+      </w:r>
+    </w:p>
+    <w:p/>
+    <w:p>
+      <w:r>
+        <w:t xml:space="preserve">    &lt;groupId&gt;com.example&lt;/groupId&gt;</w:t>
+      </w:r>
+    </w:p>
+    <w:p>
+      <w:r>
+        <w:t xml:space="preserve">    &lt;artifactId&gt;my-app&lt;/artifactId&gt;</w:t>
+      </w:r>
+    </w:p>
+    <w:p>
+      <w:r>
+        <w:t xml:space="preserve">    &lt;version&gt;1.0.0&lt;/version&gt;</w:t>
+      </w:r>
+    </w:p>
+    <w:p>
+      <w:r>
+        <w:t xml:space="preserve">    &lt;packaging&gt;jar&lt;/packaging&gt;</w:t>
+      </w:r>
+    </w:p>
+    <w:p/>
+    <w:p>
+      <w:r>
+        <w:t xml:space="preserve">    &lt;dependencies&gt;</w:t>
+      </w:r>
+    </w:p>
+    <w:p>
+      <w:r>
+        <w:t xml:space="preserve">        </w:t>
+      </w:r>
+      <w:proofErr w:type="gramStart"/>
+      <w:r>
+        <w:t>&lt;!--</w:t>
+      </w:r>
+      <w:proofErr w:type="gramEnd"/>
+      <w:r>
+        <w:t xml:space="preserve"> Ví dụ: Thêm Spring Web --&gt;</w:t>
+      </w:r>
+    </w:p>
+    <w:p>
+      <w:r>
+        <w:t xml:space="preserve">        &lt;dependency&gt;</w:t>
+      </w:r>
+    </w:p>
+    <w:p>
+      <w:r>
+        <w:t xml:space="preserve">            </w:t>
+      </w:r>
+      <w:proofErr w:type="gramStart"/>
+      <w:r>
+        <w:t>&lt;groupId&gt;org.springframework.boot</w:t>
+      </w:r>
+      <w:proofErr w:type="gramEnd"/>
+      <w:r>
+        <w:t>&lt;/groupId&gt;</w:t>
+      </w:r>
+    </w:p>
+    <w:p>
+      <w:r>
+        <w:t xml:space="preserve">            &lt;artifactId&gt;spring-boot-starter-web&lt;/artifactId&gt;</w:t>
+      </w:r>
+    </w:p>
+    <w:p>
+      <w:r>
+        <w:t xml:space="preserve">            &lt;version&gt;3.3.2&lt;/version&gt;</w:t>
+      </w:r>
+    </w:p>
+    <w:p>
+      <w:r>
+        <w:t xml:space="preserve">        &lt;/dependency&gt;</w:t>
+      </w:r>
+    </w:p>
+    <w:p>
+      <w:r>
+        <w:t xml:space="preserve">    &lt;/dependencies&gt;</w:t>
+      </w:r>
+    </w:p>
+    <w:p/>
+    <w:p>
+      <w:r>
+        <w:t>&lt;/project&gt;</w:t>
+      </w:r>
+    </w:p>
+    <w:p>
+      <w:r>
+        <w:rPr>
+          <w:rFonts w:ascii="Segoe UI Emoji" w:hAnsi="Segoe UI Emoji" w:cs="Segoe UI Emoji"/>
+        </w:rPr>
+        <w:t>📌</w:t>
+      </w:r>
+      <w:r>
+        <w:t xml:space="preserve"> Giải thích:</w:t>
+      </w:r>
+    </w:p>
+    <w:p>
+      <w:pPr>
+        <w:numPr>
+          <w:ilvl w:val="0"/>
+          <w:numId w:val="41"/>
+        </w:numPr>
+      </w:pPr>
+      <w:r>
+        <w:rPr>
+          <w:b/>
+          <w:bCs/>
+        </w:rPr>
+        <w:t>groupId</w:t>
+      </w:r>
+      <w:r>
+        <w:t xml:space="preserve"> → tên tổ chức/nhóm (vd: com.example).</w:t>
+      </w:r>
+    </w:p>
+    <w:p>
+      <w:pPr>
+        <w:numPr>
+          <w:ilvl w:val="0"/>
+          <w:numId w:val="41"/>
+        </w:numPr>
+      </w:pPr>
+      <w:r>
+        <w:rPr>
+          <w:b/>
+          <w:bCs/>
+        </w:rPr>
+        <w:t>artifactId</w:t>
+      </w:r>
+      <w:r>
+        <w:t xml:space="preserve"> → tên dự án (vd: my-app).</w:t>
+      </w:r>
+    </w:p>
+    <w:p>
+      <w:pPr>
+        <w:numPr>
+          <w:ilvl w:val="0"/>
+          <w:numId w:val="41"/>
+        </w:numPr>
+      </w:pPr>
+      <w:r>
+        <w:rPr>
+          <w:b/>
+          <w:bCs/>
+        </w:rPr>
+        <w:lastRenderedPageBreak/>
+        <w:t>version</w:t>
+      </w:r>
+      <w:r>
+        <w:t xml:space="preserve"> → phiên bản.</w:t>
+      </w:r>
+    </w:p>
+    <w:p>
+      <w:pPr>
+        <w:numPr>
+          <w:ilvl w:val="0"/>
+          <w:numId w:val="41"/>
+        </w:numPr>
+      </w:pPr>
+      <w:r>
+        <w:rPr>
+          <w:b/>
+          <w:bCs/>
+        </w:rPr>
+        <w:t>packaging</w:t>
+      </w:r>
+      <w:r>
+        <w:t xml:space="preserve"> → kiểu build (jar, war).</w:t>
+      </w:r>
+    </w:p>
+    <w:p>
+      <w:pPr>
+        <w:numPr>
+          <w:ilvl w:val="0"/>
+          <w:numId w:val="41"/>
+        </w:numPr>
+      </w:pPr>
+      <w:r>
+        <w:rPr>
+          <w:b/>
+          <w:bCs/>
+        </w:rPr>
+        <w:t>dependencies</w:t>
+      </w:r>
+      <w:r>
+        <w:t xml:space="preserve"> → khai báo thư viện cần dùng, Maven sẽ tải tự động.</w:t>
+      </w:r>
+    </w:p>
+    <w:p>
+      <w:r>
+        <w:pict w14:anchorId="199655AD">
+          <v:rect id="_x0000_i1028" style="width:0;height:1.5pt" o:hralign="center" o:hrstd="t" o:hr="t" fillcolor="#a0a0a0" stroked="f"/>
         </w:pict>
       </w:r>
     </w:p>
@@ -5029,7 +5489,7 @@
           <w:b/>
           <w:bCs/>
         </w:rPr>
-        <w:t xml:space="preserve">4. File pom.xml (Project Object Model) </w:t>
+        <w:t xml:space="preserve">5. Lifecycle (Vòng đời build trong Maven) </w:t>
       </w:r>
       <w:r>
         <w:rPr>
@@ -5037,560 +5497,293 @@
           <w:b/>
           <w:bCs/>
         </w:rPr>
-        <w:t>📝</w:t>
-      </w:r>
-    </w:p>
-    <w:p>
-      <w:r>
-        <w:t>Ví dụ một pom.xml cơ bản:</w:t>
-      </w:r>
-    </w:p>
-    <w:p>
-      <w:r>
-        <w:t xml:space="preserve">&lt;project xmlns="http://maven.apache.org/POM/4.0.0" </w:t>
-      </w:r>
-    </w:p>
-    <w:p>
-      <w:r>
-        <w:t xml:space="preserve">         </w:t>
-      </w:r>
-      <w:proofErr w:type="gramStart"/>
-      <w:r>
-        <w:t>xmlns:xsi</w:t>
-      </w:r>
-      <w:proofErr w:type="gramEnd"/>
-      <w:r>
-        <w:t>="http://www.w3.org/2001/XMLSchema-instance"</w:t>
-      </w:r>
-    </w:p>
-    <w:p>
-      <w:r>
-        <w:t xml:space="preserve">         </w:t>
-      </w:r>
-      <w:proofErr w:type="gramStart"/>
-      <w:r>
-        <w:t>xsi:schemaLocation</w:t>
-      </w:r>
-      <w:proofErr w:type="gramEnd"/>
-      <w:r>
-        <w:t xml:space="preserve">="http://maven.apache.org/POM/4.0.0 </w:t>
-      </w:r>
-    </w:p>
-    <w:p>
-      <w:r>
-        <w:t xml:space="preserve">                             http://maven.apache.org/xsd/maven-4.0.0.xsd"&gt;</w:t>
-      </w:r>
-    </w:p>
-    <w:p>
-      <w:r>
-        <w:t xml:space="preserve">    </w:t>
-      </w:r>
-    </w:p>
-    <w:p>
-      <w:r>
-        <w:t xml:space="preserve">    &lt;modelVersion&gt;4.0.0&lt;/modelVersion&gt;</w:t>
-      </w:r>
-    </w:p>
-    <w:p/>
-    <w:p>
-      <w:r>
-        <w:t xml:space="preserve">    &lt;groupId&gt;com.example&lt;/groupId&gt;</w:t>
-      </w:r>
-    </w:p>
-    <w:p>
-      <w:r>
-        <w:t xml:space="preserve">    &lt;artifactId&gt;my-app&lt;/artifactId&gt;</w:t>
-      </w:r>
-    </w:p>
-    <w:p>
-      <w:r>
-        <w:t xml:space="preserve">    &lt;version&gt;1.0.0&lt;/version&gt;</w:t>
-      </w:r>
-    </w:p>
-    <w:p>
-      <w:r>
-        <w:t xml:space="preserve">    &lt;packaging&gt;jar&lt;/packaging&gt;</w:t>
-      </w:r>
-    </w:p>
-    <w:p/>
-    <w:p>
-      <w:r>
-        <w:t xml:space="preserve">    &lt;dependencies&gt;</w:t>
-      </w:r>
-    </w:p>
-    <w:p>
-      <w:r>
-        <w:t xml:space="preserve">        </w:t>
-      </w:r>
-      <w:proofErr w:type="gramStart"/>
-      <w:r>
-        <w:t>&lt;!--</w:t>
-      </w:r>
-      <w:proofErr w:type="gramEnd"/>
-      <w:r>
-        <w:t xml:space="preserve"> Ví dụ: Thêm Spring Web --&gt;</w:t>
-      </w:r>
-    </w:p>
-    <w:p>
-      <w:r>
-        <w:t xml:space="preserve">        &lt;dependency&gt;</w:t>
-      </w:r>
-    </w:p>
-    <w:p>
-      <w:r>
+        <w:t>🔁</w:t>
+      </w:r>
+    </w:p>
+    <w:p>
+      <w:r>
+        <w:t>Maven có 3 lifecycle chính:</w:t>
+      </w:r>
+    </w:p>
+    <w:p>
+      <w:pPr>
+        <w:numPr>
+          <w:ilvl w:val="0"/>
+          <w:numId w:val="42"/>
+        </w:numPr>
+      </w:pPr>
+      <w:r>
+        <w:rPr>
+          <w:b/>
+          <w:bCs/>
+        </w:rPr>
+        <w:t>default</w:t>
+      </w:r>
+      <w:r>
+        <w:t xml:space="preserve"> → compile, test, package, install, deploy.</w:t>
+      </w:r>
+    </w:p>
+    <w:p>
+      <w:pPr>
+        <w:numPr>
+          <w:ilvl w:val="0"/>
+          <w:numId w:val="42"/>
+        </w:numPr>
+      </w:pPr>
+      <w:r>
+        <w:rPr>
+          <w:b/>
+          <w:bCs/>
+        </w:rPr>
+        <w:t>clean</w:t>
+      </w:r>
+      <w:r>
+        <w:t xml:space="preserve"> → xóa thư mục target.</w:t>
+      </w:r>
+    </w:p>
+    <w:p>
+      <w:pPr>
+        <w:numPr>
+          <w:ilvl w:val="0"/>
+          <w:numId w:val="42"/>
+        </w:numPr>
+      </w:pPr>
+      <w:r>
+        <w:rPr>
+          <w:b/>
+          <w:bCs/>
+        </w:rPr>
+        <w:t>site</w:t>
+      </w:r>
+      <w:r>
+        <w:t xml:space="preserve"> → tạo tài liệu.</w:t>
+      </w:r>
+    </w:p>
+    <w:p>
+      <w:r>
+        <w:rPr>
+          <w:rFonts w:ascii="Segoe UI Emoji" w:hAnsi="Segoe UI Emoji" w:cs="Segoe UI Emoji"/>
+        </w:rPr>
+        <w:t>📌</w:t>
+      </w:r>
+      <w:r>
+        <w:t xml:space="preserve"> Các phase hay dùng:</w:t>
+      </w:r>
+    </w:p>
+    <w:p>
+      <w:pPr>
+        <w:numPr>
+          <w:ilvl w:val="0"/>
+          <w:numId w:val="43"/>
+        </w:numPr>
+      </w:pPr>
+      <w:r>
+        <w:t>mvn clean → xóa build cũ.</w:t>
+      </w:r>
+    </w:p>
+    <w:p>
+      <w:pPr>
+        <w:numPr>
+          <w:ilvl w:val="0"/>
+          <w:numId w:val="43"/>
+        </w:numPr>
+      </w:pPr>
+      <w:r>
+        <w:t>mvn compile → biên dịch code.</w:t>
+      </w:r>
+    </w:p>
+    <w:p>
+      <w:pPr>
+        <w:numPr>
+          <w:ilvl w:val="0"/>
+          <w:numId w:val="43"/>
+        </w:numPr>
+      </w:pPr>
+      <w:r>
+        <w:t>mvn test → chạy test.</w:t>
+      </w:r>
+    </w:p>
+    <w:p>
+      <w:pPr>
+        <w:numPr>
+          <w:ilvl w:val="0"/>
+          <w:numId w:val="43"/>
+        </w:numPr>
+      </w:pPr>
+      <w:r>
+        <w:t>mvn package → đóng gói (jar/war).</w:t>
+      </w:r>
+    </w:p>
+    <w:p>
+      <w:pPr>
+        <w:numPr>
+          <w:ilvl w:val="0"/>
+          <w:numId w:val="43"/>
+        </w:numPr>
+      </w:pPr>
+      <w:r>
+        <w:t>mvn install → cài gói vào local repo.</w:t>
+      </w:r>
+    </w:p>
+    <w:p>
+      <w:pPr>
+        <w:numPr>
+          <w:ilvl w:val="0"/>
+          <w:numId w:val="43"/>
+        </w:numPr>
+      </w:pPr>
+      <w:r>
+        <w:t>mvn deploy → deploy lên remote repo.</w:t>
+      </w:r>
+    </w:p>
+    <w:p>
+      <w:r>
+        <w:pict w14:anchorId="3761837F">
+          <v:rect id="_x0000_i1029" style="width:0;height:1.5pt" o:hralign="center" o:hrstd="t" o:hr="t" fillcolor="#a0a0a0" stroked="f"/>
+        </w:pict>
+      </w:r>
+    </w:p>
+    <w:p>
+      <w:pPr>
+        <w:rPr>
+          <w:b/>
+          <w:bCs/>
+        </w:rPr>
+      </w:pPr>
+      <w:r>
+        <w:rPr>
+          <w:b/>
+          <w:bCs/>
+        </w:rPr>
+        <w:t xml:space="preserve">6. Repository trong Maven </w:t>
+      </w:r>
+      <w:r>
+        <w:rPr>
+          <w:rFonts w:ascii="Segoe UI Emoji" w:hAnsi="Segoe UI Emoji" w:cs="Segoe UI Emoji"/>
+          <w:b/>
+          <w:bCs/>
+        </w:rPr>
+        <w:t>📦</w:t>
+      </w:r>
+    </w:p>
+    <w:p>
+      <w:pPr>
+        <w:numPr>
+          <w:ilvl w:val="0"/>
+          <w:numId w:val="44"/>
+        </w:numPr>
+      </w:pPr>
+      <w:r>
+        <w:rPr>
+          <w:b/>
+          <w:bCs/>
+        </w:rPr>
+        <w:t>Local repository</w:t>
+      </w:r>
+      <w:r>
+        <w:t>: nằm trên máy bạn (~/.m2/repository).</w:t>
+      </w:r>
+    </w:p>
+    <w:p>
+      <w:pPr>
+        <w:numPr>
+          <w:ilvl w:val="0"/>
+          <w:numId w:val="44"/>
+        </w:numPr>
+      </w:pPr>
+      <w:r>
+        <w:rPr>
+          <w:b/>
+          <w:bCs/>
+        </w:rPr>
+        <w:t>Central repository</w:t>
+      </w:r>
+      <w:r>
+        <w:t>: mặc định của Maven (https://repo.maven.apache.org/maven2).</w:t>
+      </w:r>
+    </w:p>
+    <w:p>
+      <w:pPr>
+        <w:numPr>
+          <w:ilvl w:val="0"/>
+          <w:numId w:val="44"/>
+        </w:numPr>
+      </w:pPr>
+      <w:r>
+        <w:rPr>
+          <w:b/>
+          <w:bCs/>
+        </w:rPr>
+        <w:t>Remote repository</w:t>
+      </w:r>
+      <w:r>
+        <w:t>: repo riêng (ví dụ Nexus, Artifactory).</w:t>
+      </w:r>
+    </w:p>
+    <w:p>
+      <w:r>
+        <w:rPr>
+          <w:rFonts w:ascii="Segoe UI Emoji" w:hAnsi="Segoe UI Emoji" w:cs="Segoe UI Emoji"/>
+        </w:rPr>
+        <w:t>👉</w:t>
+      </w:r>
+      <w:r>
+        <w:t xml:space="preserve"> Khi bạn khai báo dependency, Maven sẽ:</w:t>
+      </w:r>
+    </w:p>
+    <w:p>
+      <w:pPr>
+        <w:numPr>
+          <w:ilvl w:val="0"/>
+          <w:numId w:val="45"/>
+        </w:numPr>
+      </w:pPr>
+      <w:r>
+        <w:t>Tìm trong local repo.</w:t>
+      </w:r>
+    </w:p>
+    <w:p>
+      <w:pPr>
+        <w:numPr>
+          <w:ilvl w:val="0"/>
+          <w:numId w:val="45"/>
+        </w:numPr>
+      </w:pPr>
+      <w:r>
+        <w:t>Nếu chưa có → tải từ central/remote repo.</w:t>
+      </w:r>
+    </w:p>
+    <w:p>
+      <w:pPr>
+        <w:numPr>
+          <w:ilvl w:val="0"/>
+          <w:numId w:val="45"/>
+        </w:numPr>
+      </w:pPr>
+      <w:r>
+        <w:t>Cache lại để lần sau dùng nhanh hơn.</w:t>
+      </w:r>
+    </w:p>
+    <w:p>
+      <w:r>
+        <w:pict w14:anchorId="32FE7B13">
+          <v:rect id="_x0000_i1030" style="width:0;height:1.5pt" o:hralign="center" o:hrstd="t" o:hr="t" fillcolor="#a0a0a0" stroked="f"/>
+        </w:pict>
+      </w:r>
+    </w:p>
+    <w:p>
+      <w:pPr>
+        <w:rPr>
+          <w:b/>
+          <w:bCs/>
+        </w:rPr>
+      </w:pPr>
+      <w:r>
+        <w:rPr>
+          <w:b/>
+          <w:bCs/>
+        </w:rPr>
         <w:lastRenderedPageBreak/>
-        <w:t xml:space="preserve">            </w:t>
-      </w:r>
-      <w:proofErr w:type="gramStart"/>
-      <w:r>
-        <w:t>&lt;groupId&gt;org.springframework.boot</w:t>
-      </w:r>
-      <w:proofErr w:type="gramEnd"/>
-      <w:r>
-        <w:t>&lt;/groupId&gt;</w:t>
-      </w:r>
-    </w:p>
-    <w:p>
-      <w:r>
-        <w:t xml:space="preserve">            &lt;artifactId&gt;spring-boot-starter-web&lt;/artifactId&gt;</w:t>
-      </w:r>
-    </w:p>
-    <w:p>
-      <w:r>
-        <w:t xml:space="preserve">            &lt;version&gt;3.3.2&lt;/version&gt;</w:t>
-      </w:r>
-    </w:p>
-    <w:p>
-      <w:r>
-        <w:t xml:space="preserve">        &lt;/dependency&gt;</w:t>
-      </w:r>
-    </w:p>
-    <w:p>
-      <w:r>
-        <w:t xml:space="preserve">    &lt;/dependencies&gt;</w:t>
-      </w:r>
-    </w:p>
-    <w:p/>
-    <w:p>
-      <w:r>
-        <w:t>&lt;/project&gt;</w:t>
-      </w:r>
-    </w:p>
-    <w:p>
-      <w:r>
-        <w:rPr>
-          <w:rFonts w:ascii="Segoe UI Emoji" w:hAnsi="Segoe UI Emoji" w:cs="Segoe UI Emoji"/>
-        </w:rPr>
-        <w:t>📌</w:t>
-      </w:r>
-      <w:r>
-        <w:t xml:space="preserve"> Giải thích:</w:t>
-      </w:r>
-    </w:p>
-    <w:p>
-      <w:pPr>
-        <w:numPr>
-          <w:ilvl w:val="0"/>
-          <w:numId w:val="41"/>
-        </w:numPr>
-      </w:pPr>
-      <w:r>
-        <w:rPr>
-          <w:b/>
-          <w:bCs/>
-        </w:rPr>
-        <w:t>groupId</w:t>
-      </w:r>
-      <w:r>
-        <w:t xml:space="preserve"> → tên tổ chức/nhóm (vd: com.example).</w:t>
-      </w:r>
-    </w:p>
-    <w:p>
-      <w:pPr>
-        <w:numPr>
-          <w:ilvl w:val="0"/>
-          <w:numId w:val="41"/>
-        </w:numPr>
-      </w:pPr>
-      <w:r>
-        <w:rPr>
-          <w:b/>
-          <w:bCs/>
-        </w:rPr>
-        <w:t>artifactId</w:t>
-      </w:r>
-      <w:r>
-        <w:t xml:space="preserve"> → tên dự án (vd: my-app).</w:t>
-      </w:r>
-    </w:p>
-    <w:p>
-      <w:pPr>
-        <w:numPr>
-          <w:ilvl w:val="0"/>
-          <w:numId w:val="41"/>
-        </w:numPr>
-      </w:pPr>
-      <w:r>
-        <w:rPr>
-          <w:b/>
-          <w:bCs/>
-        </w:rPr>
-        <w:t>version</w:t>
-      </w:r>
-      <w:r>
-        <w:t xml:space="preserve"> → phiên bản.</w:t>
-      </w:r>
-    </w:p>
-    <w:p>
-      <w:pPr>
-        <w:numPr>
-          <w:ilvl w:val="0"/>
-          <w:numId w:val="41"/>
-        </w:numPr>
-      </w:pPr>
-      <w:r>
-        <w:rPr>
-          <w:b/>
-          <w:bCs/>
-        </w:rPr>
-        <w:t>packaging</w:t>
-      </w:r>
-      <w:r>
-        <w:t xml:space="preserve"> → kiểu build (jar, war).</w:t>
-      </w:r>
-    </w:p>
-    <w:p>
-      <w:pPr>
-        <w:numPr>
-          <w:ilvl w:val="0"/>
-          <w:numId w:val="41"/>
-        </w:numPr>
-      </w:pPr>
-      <w:r>
-        <w:rPr>
-          <w:b/>
-          <w:bCs/>
-        </w:rPr>
-        <w:t>dependencies</w:t>
-      </w:r>
-      <w:r>
-        <w:t xml:space="preserve"> → khai báo thư viện cần dùng, Maven sẽ tải tự động.</w:t>
-      </w:r>
-    </w:p>
-    <w:p>
-      <w:r>
-        <w:pict w14:anchorId="199655AD">
-          <v:rect id="_x0000_i1223" style="width:0;height:1.5pt" o:hralign="center" o:hrstd="t" o:hr="t" fillcolor="#a0a0a0" stroked="f"/>
-        </w:pict>
-      </w:r>
-    </w:p>
-    <w:p>
-      <w:pPr>
-        <w:rPr>
-          <w:b/>
-          <w:bCs/>
-        </w:rPr>
-      </w:pPr>
-      <w:r>
-        <w:rPr>
-          <w:b/>
-          <w:bCs/>
-        </w:rPr>
-        <w:t xml:space="preserve">5. Lifecycle (Vòng đời build trong Maven) </w:t>
-      </w:r>
-      <w:r>
-        <w:rPr>
-          <w:rFonts w:ascii="Segoe UI Emoji" w:hAnsi="Segoe UI Emoji" w:cs="Segoe UI Emoji"/>
-          <w:b/>
-          <w:bCs/>
-        </w:rPr>
-        <w:t>🔁</w:t>
-      </w:r>
-    </w:p>
-    <w:p>
-      <w:r>
-        <w:t>Maven có 3 lifecycle chính:</w:t>
-      </w:r>
-    </w:p>
-    <w:p>
-      <w:pPr>
-        <w:numPr>
-          <w:ilvl w:val="0"/>
-          <w:numId w:val="42"/>
-        </w:numPr>
-      </w:pPr>
-      <w:r>
-        <w:rPr>
-          <w:b/>
-          <w:bCs/>
-        </w:rPr>
-        <w:t>default</w:t>
-      </w:r>
-      <w:r>
-        <w:t xml:space="preserve"> → compile, test, package, install, deploy.</w:t>
-      </w:r>
-    </w:p>
-    <w:p>
-      <w:pPr>
-        <w:numPr>
-          <w:ilvl w:val="0"/>
-          <w:numId w:val="42"/>
-        </w:numPr>
-      </w:pPr>
-      <w:r>
-        <w:rPr>
-          <w:b/>
-          <w:bCs/>
-        </w:rPr>
-        <w:t>clean</w:t>
-      </w:r>
-      <w:r>
-        <w:t xml:space="preserve"> → xóa thư mục target.</w:t>
-      </w:r>
-    </w:p>
-    <w:p>
-      <w:pPr>
-        <w:numPr>
-          <w:ilvl w:val="0"/>
-          <w:numId w:val="42"/>
-        </w:numPr>
-      </w:pPr>
-      <w:r>
-        <w:rPr>
-          <w:b/>
-          <w:bCs/>
-        </w:rPr>
-        <w:t>site</w:t>
-      </w:r>
-      <w:r>
-        <w:t xml:space="preserve"> → tạo tài liệu.</w:t>
-      </w:r>
-    </w:p>
-    <w:p>
-      <w:r>
-        <w:rPr>
-          <w:rFonts w:ascii="Segoe UI Emoji" w:hAnsi="Segoe UI Emoji" w:cs="Segoe UI Emoji"/>
-        </w:rPr>
-        <w:t>📌</w:t>
-      </w:r>
-      <w:r>
-        <w:t xml:space="preserve"> Các phase hay dùng:</w:t>
-      </w:r>
-    </w:p>
-    <w:p>
-      <w:pPr>
-        <w:numPr>
-          <w:ilvl w:val="0"/>
-          <w:numId w:val="43"/>
-        </w:numPr>
-      </w:pPr>
-      <w:r>
-        <w:t>mvn clean → xóa build cũ.</w:t>
-      </w:r>
-    </w:p>
-    <w:p>
-      <w:pPr>
-        <w:numPr>
-          <w:ilvl w:val="0"/>
-          <w:numId w:val="43"/>
-        </w:numPr>
-      </w:pPr>
-      <w:r>
-        <w:t>mvn compile → biên dịch code.</w:t>
-      </w:r>
-    </w:p>
-    <w:p>
-      <w:pPr>
-        <w:numPr>
-          <w:ilvl w:val="0"/>
-          <w:numId w:val="43"/>
-        </w:numPr>
-      </w:pPr>
-      <w:r>
-        <w:t>mvn test → chạy test.</w:t>
-      </w:r>
-    </w:p>
-    <w:p>
-      <w:pPr>
-        <w:numPr>
-          <w:ilvl w:val="0"/>
-          <w:numId w:val="43"/>
-        </w:numPr>
-      </w:pPr>
-      <w:r>
-        <w:t>mvn package → đóng gói (jar/war).</w:t>
-      </w:r>
-    </w:p>
-    <w:p>
-      <w:pPr>
-        <w:numPr>
-          <w:ilvl w:val="0"/>
-          <w:numId w:val="43"/>
-        </w:numPr>
-      </w:pPr>
-      <w:r>
-        <w:t>mvn install → cài gói vào local repo.</w:t>
-      </w:r>
-    </w:p>
-    <w:p>
-      <w:pPr>
-        <w:numPr>
-          <w:ilvl w:val="0"/>
-          <w:numId w:val="43"/>
-        </w:numPr>
-      </w:pPr>
-      <w:r>
-        <w:t>mvn deploy → deploy lên remote repo.</w:t>
-      </w:r>
-    </w:p>
-    <w:p>
-      <w:r>
-        <w:lastRenderedPageBreak/>
-        <w:pict w14:anchorId="3761837F">
-          <v:rect id="_x0000_i1224" style="width:0;height:1.5pt" o:hralign="center" o:hrstd="t" o:hr="t" fillcolor="#a0a0a0" stroked="f"/>
-        </w:pict>
-      </w:r>
-    </w:p>
-    <w:p>
-      <w:pPr>
-        <w:rPr>
-          <w:b/>
-          <w:bCs/>
-        </w:rPr>
-      </w:pPr>
-      <w:r>
-        <w:rPr>
-          <w:b/>
-          <w:bCs/>
-        </w:rPr>
-        <w:t xml:space="preserve">6. Repository trong Maven </w:t>
-      </w:r>
-      <w:r>
-        <w:rPr>
-          <w:rFonts w:ascii="Segoe UI Emoji" w:hAnsi="Segoe UI Emoji" w:cs="Segoe UI Emoji"/>
-          <w:b/>
-          <w:bCs/>
-        </w:rPr>
-        <w:t>📦</w:t>
-      </w:r>
-    </w:p>
-    <w:p>
-      <w:pPr>
-        <w:numPr>
-          <w:ilvl w:val="0"/>
-          <w:numId w:val="44"/>
-        </w:numPr>
-      </w:pPr>
-      <w:r>
-        <w:rPr>
-          <w:b/>
-          <w:bCs/>
-        </w:rPr>
-        <w:t>Local repository</w:t>
-      </w:r>
-      <w:r>
-        <w:t>: nằm trên máy bạn (~/.m2/repository).</w:t>
-      </w:r>
-    </w:p>
-    <w:p>
-      <w:pPr>
-        <w:numPr>
-          <w:ilvl w:val="0"/>
-          <w:numId w:val="44"/>
-        </w:numPr>
-      </w:pPr>
-      <w:r>
-        <w:rPr>
-          <w:b/>
-          <w:bCs/>
-        </w:rPr>
-        <w:t>Central repository</w:t>
-      </w:r>
-      <w:r>
-        <w:t>: mặc định của Maven (https://repo.maven.apache.org/maven2).</w:t>
-      </w:r>
-    </w:p>
-    <w:p>
-      <w:pPr>
-        <w:numPr>
-          <w:ilvl w:val="0"/>
-          <w:numId w:val="44"/>
-        </w:numPr>
-      </w:pPr>
-      <w:r>
-        <w:rPr>
-          <w:b/>
-          <w:bCs/>
-        </w:rPr>
-        <w:t>Remote repository</w:t>
-      </w:r>
-      <w:r>
-        <w:t>: repo riêng (ví dụ Nexus, Artifactory).</w:t>
-      </w:r>
-    </w:p>
-    <w:p>
-      <w:r>
-        <w:rPr>
-          <w:rFonts w:ascii="Segoe UI Emoji" w:hAnsi="Segoe UI Emoji" w:cs="Segoe UI Emoji"/>
-        </w:rPr>
-        <w:t>👉</w:t>
-      </w:r>
-      <w:r>
-        <w:t xml:space="preserve"> Khi bạn khai báo dependency, Maven sẽ:</w:t>
-      </w:r>
-    </w:p>
-    <w:p>
-      <w:pPr>
-        <w:numPr>
-          <w:ilvl w:val="0"/>
-          <w:numId w:val="45"/>
-        </w:numPr>
-      </w:pPr>
-      <w:r>
-        <w:t>Tìm trong local repo.</w:t>
-      </w:r>
-    </w:p>
-    <w:p>
-      <w:pPr>
-        <w:numPr>
-          <w:ilvl w:val="0"/>
-          <w:numId w:val="45"/>
-        </w:numPr>
-      </w:pPr>
-      <w:r>
-        <w:t>Nếu chưa có → tải từ central/remote repo.</w:t>
-      </w:r>
-    </w:p>
-    <w:p>
-      <w:pPr>
-        <w:numPr>
-          <w:ilvl w:val="0"/>
-          <w:numId w:val="45"/>
-        </w:numPr>
-      </w:pPr>
-      <w:r>
-        <w:t>Cache lại để lần sau dùng nhanh hơn.</w:t>
-      </w:r>
-    </w:p>
-    <w:p>
-      <w:r>
-        <w:pict w14:anchorId="32FE7B13">
-          <v:rect id="_x0000_i1225" style="width:0;height:1.5pt" o:hralign="center" o:hrstd="t" o:hr="t" fillcolor="#a0a0a0" stroked="f"/>
-        </w:pict>
-      </w:r>
-    </w:p>
-    <w:p>
-      <w:pPr>
-        <w:rPr>
-          <w:b/>
-          <w:bCs/>
-        </w:rPr>
-      </w:pPr>
-      <w:r>
-        <w:rPr>
-          <w:b/>
-          <w:bCs/>
-        </w:rPr>
         <w:t xml:space="preserve">7. Cách sử dụng Maven trong thực tế </w:t>
       </w:r>
       <w:r>
@@ -5675,7 +5868,7 @@
     <w:p>
       <w:r>
         <w:pict w14:anchorId="67C45CDE">
-          <v:rect id="_x0000_i1226" style="width:0;height:1.5pt" o:hralign="center" o:hrstd="t" o:hr="t" fillcolor="#a0a0a0" stroked="f"/>
+          <v:rect id="_x0000_i1031" style="width:0;height:1.5pt" o:hralign="center" o:hrstd="t" o:hr="t" fillcolor="#a0a0a0" stroked="f"/>
         </w:pict>
       </w:r>
     </w:p>
@@ -5817,7 +6010,6 @@
         </w:numPr>
       </w:pPr>
       <w:r>
-        <w:lastRenderedPageBreak/>
         <w:t>PostMan</w:t>
       </w:r>
     </w:p>
@@ -5999,6 +6191,7 @@
           <w:b/>
           <w:bCs/>
         </w:rPr>
+        <w:lastRenderedPageBreak/>
         <w:t xml:space="preserve"> Path Param (tham số trong URL)</w:t>
       </w:r>
     </w:p>
@@ -6200,7 +6393,6 @@
     </w:p>
     <w:p>
       <w:r>
-        <w:lastRenderedPageBreak/>
         <w:t xml:space="preserve">Trong tab </w:t>
       </w:r>
       <w:r>
@@ -6348,6 +6540,7 @@
           <w:b/>
           <w:bCs/>
         </w:rPr>
+        <w:lastRenderedPageBreak/>
         <w:t>raw (quan trọng nhất – thường dùng với JSON)</w:t>
       </w:r>
     </w:p>
@@ -6573,111 +6766,111 @@
     </w:p>
     <w:p>
       <w:r>
+        <w:t>}</w:t>
+      </w:r>
+    </w:p>
+    <w:p>
+      <w:r>
+        <w:t>Test bằng Postman:</w:t>
+      </w:r>
+    </w:p>
+    <w:p>
+      <w:pPr>
+        <w:numPr>
+          <w:ilvl w:val="0"/>
+          <w:numId w:val="56"/>
+        </w:numPr>
+      </w:pPr>
+      <w:r>
+        <w:t>Method: POST</w:t>
+      </w:r>
+    </w:p>
+    <w:p>
+      <w:pPr>
+        <w:numPr>
+          <w:ilvl w:val="0"/>
+          <w:numId w:val="56"/>
+        </w:numPr>
+      </w:pPr>
+      <w:r>
+        <w:t>URL: http://localhost:8080/users</w:t>
+      </w:r>
+    </w:p>
+    <w:p>
+      <w:pPr>
+        <w:numPr>
+          <w:ilvl w:val="0"/>
+          <w:numId w:val="56"/>
+        </w:numPr>
+      </w:pPr>
+      <w:r>
+        <w:t>Headers: Content-Type: application/json</w:t>
+      </w:r>
+    </w:p>
+    <w:p>
+      <w:pPr>
+        <w:numPr>
+          <w:ilvl w:val="0"/>
+          <w:numId w:val="56"/>
+        </w:numPr>
+      </w:pPr>
+      <w:r>
+        <w:t>Body → raw → JSON:</w:t>
+      </w:r>
+    </w:p>
+    <w:p>
+      <w:pPr>
+        <w:numPr>
+          <w:ilvl w:val="0"/>
+          <w:numId w:val="56"/>
+        </w:numPr>
+      </w:pPr>
+      <w:r>
+        <w:t>{</w:t>
+      </w:r>
+    </w:p>
+    <w:p>
+      <w:pPr>
+        <w:numPr>
+          <w:ilvl w:val="0"/>
+          <w:numId w:val="56"/>
+        </w:numPr>
+      </w:pPr>
+      <w:r>
+        <w:t xml:space="preserve">  "username": "phuong",</w:t>
+      </w:r>
+    </w:p>
+    <w:p>
+      <w:pPr>
+        <w:numPr>
+          <w:ilvl w:val="0"/>
+          <w:numId w:val="56"/>
+        </w:numPr>
+      </w:pPr>
+      <w:r>
+        <w:t xml:space="preserve">  "email": "phuong@example.com"</w:t>
+      </w:r>
+    </w:p>
+    <w:p>
+      <w:pPr>
+        <w:numPr>
+          <w:ilvl w:val="0"/>
+          <w:numId w:val="56"/>
+        </w:numPr>
+      </w:pPr>
+      <w:r>
+        <w:t>}</w:t>
+      </w:r>
+    </w:p>
+    <w:p>
+      <w:pPr>
+        <w:numPr>
+          <w:ilvl w:val="0"/>
+          <w:numId w:val="56"/>
+        </w:numPr>
+      </w:pPr>
+      <w:r>
         <w:lastRenderedPageBreak/>
-        <w:t>}</w:t>
-      </w:r>
-    </w:p>
-    <w:p>
-      <w:r>
-        <w:t>Test bằng Postman:</w:t>
-      </w:r>
-    </w:p>
-    <w:p>
-      <w:pPr>
-        <w:numPr>
-          <w:ilvl w:val="0"/>
-          <w:numId w:val="56"/>
-        </w:numPr>
-      </w:pPr>
-      <w:r>
-        <w:t>Method: POST</w:t>
-      </w:r>
-    </w:p>
-    <w:p>
-      <w:pPr>
-        <w:numPr>
-          <w:ilvl w:val="0"/>
-          <w:numId w:val="56"/>
-        </w:numPr>
-      </w:pPr>
-      <w:r>
-        <w:t>URL: http://localhost:8080/users</w:t>
-      </w:r>
-    </w:p>
-    <w:p>
-      <w:pPr>
-        <w:numPr>
-          <w:ilvl w:val="0"/>
-          <w:numId w:val="56"/>
-        </w:numPr>
-      </w:pPr>
-      <w:r>
-        <w:t>Headers: Content-Type: application/json</w:t>
-      </w:r>
-    </w:p>
-    <w:p>
-      <w:pPr>
-        <w:numPr>
-          <w:ilvl w:val="0"/>
-          <w:numId w:val="56"/>
-        </w:numPr>
-      </w:pPr>
-      <w:r>
-        <w:t>Body → raw → JSON:</w:t>
-      </w:r>
-    </w:p>
-    <w:p>
-      <w:pPr>
-        <w:numPr>
-          <w:ilvl w:val="0"/>
-          <w:numId w:val="56"/>
-        </w:numPr>
-      </w:pPr>
-      <w:r>
-        <w:t>{</w:t>
-      </w:r>
-    </w:p>
-    <w:p>
-      <w:pPr>
-        <w:numPr>
-          <w:ilvl w:val="0"/>
-          <w:numId w:val="56"/>
-        </w:numPr>
-      </w:pPr>
-      <w:r>
-        <w:t xml:space="preserve">  "username": "phuong",</w:t>
-      </w:r>
-    </w:p>
-    <w:p>
-      <w:pPr>
-        <w:numPr>
-          <w:ilvl w:val="0"/>
-          <w:numId w:val="56"/>
-        </w:numPr>
-      </w:pPr>
-      <w:r>
-        <w:t xml:space="preserve">  "email": "phuong@example.com"</w:t>
-      </w:r>
-    </w:p>
-    <w:p>
-      <w:pPr>
-        <w:numPr>
-          <w:ilvl w:val="0"/>
-          <w:numId w:val="56"/>
-        </w:numPr>
-      </w:pPr>
-      <w:r>
-        <w:t>}</w:t>
-      </w:r>
-    </w:p>
-    <w:p>
-      <w:pPr>
-        <w:numPr>
-          <w:ilvl w:val="0"/>
-          <w:numId w:val="56"/>
-        </w:numPr>
-      </w:pPr>
-      <w:r>
         <w:t xml:space="preserve">Nhấn </w:t>
       </w:r>
       <w:r>
@@ -13709,6 +13902,119 @@
     </w:lvl>
   </w:abstractNum>
   <w:abstractNum w:abstractNumId="49" w15:restartNumberingAfterBreak="0">
+    <w:nsid w:val="6DA241BC"/>
+    <w:multiLevelType w:val="multilevel"/>
+    <w:tmpl w:val="14E0528A"/>
+    <w:lvl w:ilvl="0">
+      <w:start w:val="1"/>
+      <w:numFmt w:val="decimal"/>
+      <w:lvlText w:val="%1."/>
+      <w:lvlJc w:val="left"/>
+      <w:pPr>
+        <w:tabs>
+          <w:tab w:val="num" w:pos="720"/>
+        </w:tabs>
+        <w:ind w:left="720" w:hanging="360"/>
+      </w:pPr>
+    </w:lvl>
+    <w:lvl w:ilvl="1" w:tentative="1">
+      <w:start w:val="1"/>
+      <w:numFmt w:val="decimal"/>
+      <w:lvlText w:val="%2."/>
+      <w:lvlJc w:val="left"/>
+      <w:pPr>
+        <w:tabs>
+          <w:tab w:val="num" w:pos="1440"/>
+        </w:tabs>
+        <w:ind w:left="1440" w:hanging="360"/>
+      </w:pPr>
+    </w:lvl>
+    <w:lvl w:ilvl="2" w:tentative="1">
+      <w:start w:val="1"/>
+      <w:numFmt w:val="decimal"/>
+      <w:lvlText w:val="%3."/>
+      <w:lvlJc w:val="left"/>
+      <w:pPr>
+        <w:tabs>
+          <w:tab w:val="num" w:pos="2160"/>
+        </w:tabs>
+        <w:ind w:left="2160" w:hanging="360"/>
+      </w:pPr>
+    </w:lvl>
+    <w:lvl w:ilvl="3" w:tentative="1">
+      <w:start w:val="1"/>
+      <w:numFmt w:val="decimal"/>
+      <w:lvlText w:val="%4."/>
+      <w:lvlJc w:val="left"/>
+      <w:pPr>
+        <w:tabs>
+          <w:tab w:val="num" w:pos="2880"/>
+        </w:tabs>
+        <w:ind w:left="2880" w:hanging="360"/>
+      </w:pPr>
+    </w:lvl>
+    <w:lvl w:ilvl="4" w:tentative="1">
+      <w:start w:val="1"/>
+      <w:numFmt w:val="decimal"/>
+      <w:lvlText w:val="%5."/>
+      <w:lvlJc w:val="left"/>
+      <w:pPr>
+        <w:tabs>
+          <w:tab w:val="num" w:pos="3600"/>
+        </w:tabs>
+        <w:ind w:left="3600" w:hanging="360"/>
+      </w:pPr>
+    </w:lvl>
+    <w:lvl w:ilvl="5" w:tentative="1">
+      <w:start w:val="1"/>
+      <w:numFmt w:val="decimal"/>
+      <w:lvlText w:val="%6."/>
+      <w:lvlJc w:val="left"/>
+      <w:pPr>
+        <w:tabs>
+          <w:tab w:val="num" w:pos="4320"/>
+        </w:tabs>
+        <w:ind w:left="4320" w:hanging="360"/>
+      </w:pPr>
+    </w:lvl>
+    <w:lvl w:ilvl="6" w:tentative="1">
+      <w:start w:val="1"/>
+      <w:numFmt w:val="decimal"/>
+      <w:lvlText w:val="%7."/>
+      <w:lvlJc w:val="left"/>
+      <w:pPr>
+        <w:tabs>
+          <w:tab w:val="num" w:pos="5040"/>
+        </w:tabs>
+        <w:ind w:left="5040" w:hanging="360"/>
+      </w:pPr>
+    </w:lvl>
+    <w:lvl w:ilvl="7" w:tentative="1">
+      <w:start w:val="1"/>
+      <w:numFmt w:val="decimal"/>
+      <w:lvlText w:val="%8."/>
+      <w:lvlJc w:val="left"/>
+      <w:pPr>
+        <w:tabs>
+          <w:tab w:val="num" w:pos="5760"/>
+        </w:tabs>
+        <w:ind w:left="5760" w:hanging="360"/>
+      </w:pPr>
+    </w:lvl>
+    <w:lvl w:ilvl="8" w:tentative="1">
+      <w:start w:val="1"/>
+      <w:numFmt w:val="decimal"/>
+      <w:lvlText w:val="%9."/>
+      <w:lvlJc w:val="left"/>
+      <w:pPr>
+        <w:tabs>
+          <w:tab w:val="num" w:pos="6480"/>
+        </w:tabs>
+        <w:ind w:left="6480" w:hanging="360"/>
+      </w:pPr>
+    </w:lvl>
+  </w:abstractNum>
+  <w:abstractNum w:abstractNumId="50" w15:restartNumberingAfterBreak="0">
     <w:nsid w:val="6DE66264"/>
     <w:multiLevelType w:val="multilevel"/>
     <w:tmpl w:val="A59499F0"/>
@@ -13857,7 +14163,7 @@
       </w:rPr>
     </w:lvl>
   </w:abstractNum>
-  <w:abstractNum w:abstractNumId="50" w15:restartNumberingAfterBreak="0">
+  <w:abstractNum w:abstractNumId="51" w15:restartNumberingAfterBreak="0">
     <w:nsid w:val="70816021"/>
     <w:multiLevelType w:val="multilevel"/>
     <w:tmpl w:val="F5E01582"/>
@@ -13978,7 +14284,7 @@
       </w:rPr>
     </w:lvl>
   </w:abstractNum>
-  <w:abstractNum w:abstractNumId="51" w15:restartNumberingAfterBreak="0">
+  <w:abstractNum w:abstractNumId="52" w15:restartNumberingAfterBreak="0">
     <w:nsid w:val="726F4F5A"/>
     <w:multiLevelType w:val="multilevel"/>
     <w:tmpl w:val="06428A7C"/>
@@ -14127,7 +14433,7 @@
       </w:rPr>
     </w:lvl>
   </w:abstractNum>
-  <w:abstractNum w:abstractNumId="52" w15:restartNumberingAfterBreak="0">
+  <w:abstractNum w:abstractNumId="53" w15:restartNumberingAfterBreak="0">
     <w:nsid w:val="74D44574"/>
     <w:multiLevelType w:val="multilevel"/>
     <w:tmpl w:val="5E52E4C0"/>
@@ -14276,7 +14582,7 @@
       </w:rPr>
     </w:lvl>
   </w:abstractNum>
-  <w:abstractNum w:abstractNumId="53" w15:restartNumberingAfterBreak="0">
+  <w:abstractNum w:abstractNumId="54" w15:restartNumberingAfterBreak="0">
     <w:nsid w:val="77C21BF7"/>
     <w:multiLevelType w:val="multilevel"/>
     <w:tmpl w:val="28301E36"/>
@@ -14425,7 +14731,7 @@
       </w:rPr>
     </w:lvl>
   </w:abstractNum>
-  <w:abstractNum w:abstractNumId="54" w15:restartNumberingAfterBreak="0">
+  <w:abstractNum w:abstractNumId="55" w15:restartNumberingAfterBreak="0">
     <w:nsid w:val="790A596D"/>
     <w:multiLevelType w:val="multilevel"/>
     <w:tmpl w:val="C792B226"/>
@@ -14574,7 +14880,7 @@
       </w:rPr>
     </w:lvl>
   </w:abstractNum>
-  <w:abstractNum w:abstractNumId="55" w15:restartNumberingAfterBreak="0">
+  <w:abstractNum w:abstractNumId="56" w15:restartNumberingAfterBreak="0">
     <w:nsid w:val="7B5121E7"/>
     <w:multiLevelType w:val="multilevel"/>
     <w:tmpl w:val="91A4E484"/>
@@ -14723,7 +15029,7 @@
       </w:rPr>
     </w:lvl>
   </w:abstractNum>
-  <w:abstractNum w:abstractNumId="56" w15:restartNumberingAfterBreak="0">
+  <w:abstractNum w:abstractNumId="57" w15:restartNumberingAfterBreak="0">
     <w:nsid w:val="7F42561A"/>
     <w:multiLevelType w:val="multilevel"/>
     <w:tmpl w:val="B1B2B0F2"/>
@@ -14837,7 +15143,7 @@
     </w:lvl>
   </w:abstractNum>
   <w:num w:numId="1" w16cid:durableId="1012687284">
-    <w:abstractNumId w:val="50"/>
+    <w:abstractNumId w:val="51"/>
   </w:num>
   <w:num w:numId="2" w16cid:durableId="1099447822">
     <w:abstractNumId w:val="43"/>
@@ -14906,7 +15212,7 @@
     <w:abstractNumId w:val="13"/>
   </w:num>
   <w:num w:numId="24" w16cid:durableId="411632725">
-    <w:abstractNumId w:val="55"/>
+    <w:abstractNumId w:val="56"/>
   </w:num>
   <w:num w:numId="25" w16cid:durableId="586883944">
     <w:abstractNumId w:val="12"/>
@@ -14918,13 +15224,13 @@
     <w:abstractNumId w:val="45"/>
   </w:num>
   <w:num w:numId="28" w16cid:durableId="753357501">
-    <w:abstractNumId w:val="52"/>
+    <w:abstractNumId w:val="53"/>
   </w:num>
   <w:num w:numId="29" w16cid:durableId="1454444460">
     <w:abstractNumId w:val="48"/>
   </w:num>
   <w:num w:numId="30" w16cid:durableId="756171881">
-    <w:abstractNumId w:val="53"/>
+    <w:abstractNumId w:val="54"/>
   </w:num>
   <w:num w:numId="31" w16cid:durableId="1260915939">
     <w:abstractNumId w:val="22"/>
@@ -14948,7 +15254,7 @@
     <w:abstractNumId w:val="5"/>
   </w:num>
   <w:num w:numId="38" w16cid:durableId="1712456275">
-    <w:abstractNumId w:val="54"/>
+    <w:abstractNumId w:val="55"/>
   </w:num>
   <w:num w:numId="39" w16cid:durableId="1159273240">
     <w:abstractNumId w:val="23"/>
@@ -14969,7 +15275,7 @@
     <w:abstractNumId w:val="11"/>
   </w:num>
   <w:num w:numId="45" w16cid:durableId="1624531937">
-    <w:abstractNumId w:val="56"/>
+    <w:abstractNumId w:val="57"/>
   </w:num>
   <w:num w:numId="46" w16cid:durableId="1613129313">
     <w:abstractNumId w:val="3"/>
@@ -14984,13 +15290,13 @@
     <w:abstractNumId w:val="4"/>
   </w:num>
   <w:num w:numId="50" w16cid:durableId="2029483454">
-    <w:abstractNumId w:val="49"/>
+    <w:abstractNumId w:val="50"/>
   </w:num>
   <w:num w:numId="51" w16cid:durableId="1819876316">
     <w:abstractNumId w:val="32"/>
   </w:num>
   <w:num w:numId="52" w16cid:durableId="229658697">
-    <w:abstractNumId w:val="51"/>
+    <w:abstractNumId w:val="52"/>
   </w:num>
   <w:num w:numId="53" w16cid:durableId="1866366905">
     <w:abstractNumId w:val="27"/>
@@ -15006,6 +15312,9 @@
   </w:num>
   <w:num w:numId="57" w16cid:durableId="1070688066">
     <w:abstractNumId w:val="7"/>
+  </w:num>
+  <w:num w:numId="58" w16cid:durableId="1998219118">
+    <w:abstractNumId w:val="49"/>
   </w:num>
 </w:numbering>
 </file>
